--- a/TY_Robotics_Lab/Assignment_9/245109074_Atharv_Kulkarni_Assignment_9_Implementation_Of_Sorting_For_Dobot_Magician.docx
+++ b/TY_Robotics_Lab/Assignment_9/245109074_Atharv_Kulkarni_Assignment_9_Implementation_Of_Sorting_For_Dobot_Magician.docx
@@ -164,12 +164,24 @@
         </w:rPr>
         <w:t xml:space="preserve">GitHub Link: </w:t>
       </w:r>
+      <w:hyperlink r:id="rId2">
+        <w:r>
+          <w:rPr>
+            <w:rStyle w:val="Hyperlink"/>
+            <w:b/>
+            <w:color w:val="000000"/>
+            <w:highlight w:val="yellow"/>
+          </w:rPr>
+          <w:t>https://github.com/Atharv-K-979/WCE-Labs-Material/blob/main/TY_Robotics_Lab/Assignment_9/Session7_Sorting(1).ipynb</w:t>
+        </w:r>
+      </w:hyperlink>
       <w:r>
         <w:rPr>
+          <w:b/>
           <w:color w:val="000000"/>
           <w:highlight w:val="yellow"/>
         </w:rPr>
-        <w:t>[Add GitHub repository/work link here]</w:t>
+        <w:t xml:space="preserve"> </w:t>
       </w:r>
     </w:p>
     <w:p>
@@ -494,7 +506,7 @@
       </w:pPr>
       <w:r>
         <w:rPr>
-          <w:color w:val="000000"/>
+          <w:i/>
         </w:rPr>
         <w:drawing>
           <wp:anchor distT="0" distB="0" distL="0" distR="0" simplePos="0" relativeHeight="2" behindDoc="0" locked="0" layoutInCell="0" allowOverlap="1">
@@ -522,7 +534,7 @@
                     </pic:cNvPicPr>
                   </pic:nvPicPr>
                   <pic:blipFill>
-                    <a:blip r:embed="rId2"/>
+                    <a:blip r:embed="rId3"/>
                     <a:stretch>
                       <a:fillRect/>
                     </a:stretch>
@@ -876,7 +888,7 @@
                     </pic:cNvPicPr>
                   </pic:nvPicPr>
                   <pic:blipFill>
-                    <a:blip r:embed="rId3"/>
+                    <a:blip r:embed="rId4"/>
                     <a:stretch>
                       <a:fillRect/>
                     </a:stretch>
@@ -1328,7 +1340,7 @@
       </w:pPr>
       <w:r>
         <w:rPr>
-          <w:color w:val="000000"/>
+          <w:i/>
         </w:rPr>
         <w:drawing>
           <wp:anchor distT="0" distB="0" distL="0" distR="0" simplePos="0" relativeHeight="4" behindDoc="0" locked="0" layoutInCell="0" allowOverlap="1">
@@ -1356,7 +1368,7 @@
                     </pic:cNvPicPr>
                   </pic:nvPicPr>
                   <pic:blipFill>
-                    <a:blip r:embed="rId4"/>
+                    <a:blip r:embed="rId5"/>
                     <a:stretch>
                       <a:fillRect/>
                     </a:stretch>
@@ -1428,7 +1440,7 @@
                     </pic:cNvPicPr>
                   </pic:nvPicPr>
                   <pic:blipFill>
-                    <a:blip r:embed="rId5"/>
+                    <a:blip r:embed="rId6"/>
                     <a:stretch>
                       <a:fillRect/>
                     </a:stretch>
@@ -1695,7 +1707,7 @@
                     </pic:cNvPicPr>
                   </pic:nvPicPr>
                   <pic:blipFill>
-                    <a:blip r:embed="rId6"/>
+                    <a:blip r:embed="rId7"/>
                     <a:stretch>
                       <a:fillRect/>
                     </a:stretch>
@@ -1749,65 +1761,6 @@
                 <pic:pic xmlns:pic="http://schemas.openxmlformats.org/drawingml/2006/picture">
                   <pic:nvPicPr>
                     <pic:cNvPr id="6" name="Image6"/>
-                    <pic:cNvPicPr>
-                      <a:picLocks noChangeAspect="1" noChangeArrowheads="1"/>
-                    </pic:cNvPicPr>
-                  </pic:nvPicPr>
-                  <pic:blipFill>
-                    <a:blip r:embed="rId7"/>
-                    <a:stretch>
-                      <a:fillRect/>
-                    </a:stretch>
-                  </pic:blipFill>
-                  <pic:spPr bwMode="auto">
-                    <a:xfrm>
-                      <a:off x="0" y="0"/>
-                      <a:ext cx="6217920" cy="8785225"/>
-                    </a:xfrm>
-                    <a:prstGeom prst="rect">
-                      <a:avLst/>
-                    </a:prstGeom>
-                    <a:noFill/>
-                  </pic:spPr>
-                </pic:pic>
-              </a:graphicData>
-            </a:graphic>
-          </wp:anchor>
-        </w:drawing>
-      </w:r>
-    </w:p>
-    <w:p>
-      <w:pPr>
-        <w:pStyle w:val="Heading1"/>
-        <w:rPr>
-          <w:color w:val="000000"/>
-        </w:rPr>
-      </w:pPr>
-      <w:r>
-        <w:rPr>
-          <w:color w:val="000000"/>
-        </w:rPr>
-        <w:drawing>
-          <wp:anchor distT="0" distB="0" distL="0" distR="0" simplePos="0" relativeHeight="8" behindDoc="0" locked="0" layoutInCell="0" allowOverlap="1">
-            <wp:simplePos x="0" y="0"/>
-            <wp:positionH relativeFrom="column">
-              <wp:align>center</wp:align>
-            </wp:positionH>
-            <wp:positionV relativeFrom="paragraph">
-              <wp:posOffset>635</wp:posOffset>
-            </wp:positionV>
-            <wp:extent cx="6217920" cy="8785225"/>
-            <wp:effectExtent l="0" t="0" r="0" b="0"/>
-            <wp:wrapSquare wrapText="largest"/>
-            <wp:docPr id="7" name="Image7"/>
-            <wp:cNvGraphicFramePr>
-              <a:graphicFrameLocks xmlns:a="http://schemas.openxmlformats.org/drawingml/2006/main" noChangeAspect="1"/>
-            </wp:cNvGraphicFramePr>
-            <a:graphic xmlns:a="http://schemas.openxmlformats.org/drawingml/2006/main">
-              <a:graphicData uri="http://schemas.openxmlformats.org/drawingml/2006/picture">
-                <pic:pic xmlns:pic="http://schemas.openxmlformats.org/drawingml/2006/picture">
-                  <pic:nvPicPr>
-                    <pic:cNvPr id="7" name="Image7"/>
                     <pic:cNvPicPr>
                       <a:picLocks noChangeAspect="1" noChangeArrowheads="1"/>
                     </pic:cNvPicPr>
@@ -1847,6 +1800,65 @@
           <w:color w:val="000000"/>
         </w:rPr>
         <w:drawing>
+          <wp:anchor distT="0" distB="0" distL="0" distR="0" simplePos="0" relativeHeight="8" behindDoc="0" locked="0" layoutInCell="0" allowOverlap="1">
+            <wp:simplePos x="0" y="0"/>
+            <wp:positionH relativeFrom="column">
+              <wp:align>center</wp:align>
+            </wp:positionH>
+            <wp:positionV relativeFrom="paragraph">
+              <wp:posOffset>635</wp:posOffset>
+            </wp:positionV>
+            <wp:extent cx="6217920" cy="8785225"/>
+            <wp:effectExtent l="0" t="0" r="0" b="0"/>
+            <wp:wrapSquare wrapText="largest"/>
+            <wp:docPr id="7" name="Image7"/>
+            <wp:cNvGraphicFramePr>
+              <a:graphicFrameLocks xmlns:a="http://schemas.openxmlformats.org/drawingml/2006/main" noChangeAspect="1"/>
+            </wp:cNvGraphicFramePr>
+            <a:graphic xmlns:a="http://schemas.openxmlformats.org/drawingml/2006/main">
+              <a:graphicData uri="http://schemas.openxmlformats.org/drawingml/2006/picture">
+                <pic:pic xmlns:pic="http://schemas.openxmlformats.org/drawingml/2006/picture">
+                  <pic:nvPicPr>
+                    <pic:cNvPr id="7" name="Image7"/>
+                    <pic:cNvPicPr>
+                      <a:picLocks noChangeAspect="1" noChangeArrowheads="1"/>
+                    </pic:cNvPicPr>
+                  </pic:nvPicPr>
+                  <pic:blipFill>
+                    <a:blip r:embed="rId9"/>
+                    <a:stretch>
+                      <a:fillRect/>
+                    </a:stretch>
+                  </pic:blipFill>
+                  <pic:spPr bwMode="auto">
+                    <a:xfrm>
+                      <a:off x="0" y="0"/>
+                      <a:ext cx="6217920" cy="8785225"/>
+                    </a:xfrm>
+                    <a:prstGeom prst="rect">
+                      <a:avLst/>
+                    </a:prstGeom>
+                    <a:noFill/>
+                  </pic:spPr>
+                </pic:pic>
+              </a:graphicData>
+            </a:graphic>
+          </wp:anchor>
+        </w:drawing>
+      </w:r>
+    </w:p>
+    <w:p>
+      <w:pPr>
+        <w:pStyle w:val="Heading1"/>
+        <w:rPr>
+          <w:color w:val="000000"/>
+        </w:rPr>
+      </w:pPr>
+      <w:r>
+        <w:rPr>
+          <w:color w:val="000000"/>
+        </w:rPr>
+        <w:drawing>
           <wp:anchor distT="0" distB="0" distL="0" distR="0" simplePos="0" relativeHeight="9" behindDoc="0" locked="0" layoutInCell="0" allowOverlap="1">
             <wp:simplePos x="0" y="0"/>
             <wp:positionH relativeFrom="column">
@@ -1872,7 +1884,7 @@
                     </pic:cNvPicPr>
                   </pic:nvPicPr>
                   <pic:blipFill>
-                    <a:blip r:embed="rId9"/>
+                    <a:blip r:embed="rId10"/>
                     <a:stretch>
                       <a:fillRect/>
                     </a:stretch>
@@ -1924,9 +1936,9 @@
       </w:r>
     </w:p>
     <w:sectPr>
-      <w:footerReference w:type="even" r:id="rId10"/>
-      <w:footerReference w:type="default" r:id="rId11"/>
-      <w:footerReference w:type="first" r:id="rId12"/>
+      <w:footerReference w:type="even" r:id="rId11"/>
+      <w:footerReference w:type="default" r:id="rId12"/>
+      <w:footerReference w:type="first" r:id="rId13"/>
       <w:type w:val="nextPage"/>
       <w:pgSz w:w="12240" w:h="15840"/>
       <w:pgMar w:left="1224" w:right="1224" w:gutter="0" w:header="0" w:top="1008" w:footer="720" w:bottom="1008"/>
@@ -2072,6 +2084,7 @@
         </w:tabs>
         <w:ind w:start="1080" w:hanging="360"/>
       </w:pPr>
+      <w:rPr/>
     </w:lvl>
     <w:lvl w:ilvl="2">
       <w:start w:val="1"/>
@@ -2084,6 +2097,7 @@
         </w:tabs>
         <w:ind w:start="1440" w:hanging="360"/>
       </w:pPr>
+      <w:rPr/>
     </w:lvl>
     <w:lvl w:ilvl="3">
       <w:start w:val="1"/>
@@ -2096,6 +2110,7 @@
         </w:tabs>
         <w:ind w:start="1800" w:hanging="360"/>
       </w:pPr>
+      <w:rPr/>
     </w:lvl>
     <w:lvl w:ilvl="4">
       <w:start w:val="1"/>
@@ -2108,6 +2123,7 @@
         </w:tabs>
         <w:ind w:start="2160" w:hanging="360"/>
       </w:pPr>
+      <w:rPr/>
     </w:lvl>
     <w:lvl w:ilvl="5">
       <w:start w:val="1"/>
@@ -2120,6 +2136,7 @@
         </w:tabs>
         <w:ind w:start="2520" w:hanging="360"/>
       </w:pPr>
+      <w:rPr/>
     </w:lvl>
     <w:lvl w:ilvl="6">
       <w:start w:val="1"/>
@@ -2132,6 +2149,7 @@
         </w:tabs>
         <w:ind w:start="2880" w:hanging="360"/>
       </w:pPr>
+      <w:rPr/>
     </w:lvl>
     <w:lvl w:ilvl="7">
       <w:start w:val="1"/>
@@ -2144,6 +2162,7 @@
         </w:tabs>
         <w:ind w:start="3240" w:hanging="360"/>
       </w:pPr>
+      <w:rPr/>
     </w:lvl>
     <w:lvl w:ilvl="8">
       <w:start w:val="1"/>
@@ -2156,6 +2175,7 @@
         </w:tabs>
         <w:ind w:start="3600" w:hanging="360"/>
       </w:pPr>
+      <w:rPr/>
     </w:lvl>
   </w:abstractNum>
   <w:abstractNum w:abstractNumId="2">
@@ -2185,6 +2205,7 @@
         </w:tabs>
         <w:ind w:start="1080" w:hanging="360"/>
       </w:pPr>
+      <w:rPr/>
     </w:lvl>
     <w:lvl w:ilvl="2">
       <w:start w:val="1"/>
@@ -2197,6 +2218,7 @@
         </w:tabs>
         <w:ind w:start="1440" w:hanging="360"/>
       </w:pPr>
+      <w:rPr/>
     </w:lvl>
     <w:lvl w:ilvl="3">
       <w:start w:val="1"/>
@@ -2209,6 +2231,7 @@
         </w:tabs>
         <w:ind w:start="1800" w:hanging="360"/>
       </w:pPr>
+      <w:rPr/>
     </w:lvl>
     <w:lvl w:ilvl="4">
       <w:start w:val="1"/>
@@ -2221,6 +2244,7 @@
         </w:tabs>
         <w:ind w:start="2160" w:hanging="360"/>
       </w:pPr>
+      <w:rPr/>
     </w:lvl>
     <w:lvl w:ilvl="5">
       <w:start w:val="1"/>
@@ -2233,6 +2257,7 @@
         </w:tabs>
         <w:ind w:start="2520" w:hanging="360"/>
       </w:pPr>
+      <w:rPr/>
     </w:lvl>
     <w:lvl w:ilvl="6">
       <w:start w:val="1"/>
@@ -2245,6 +2270,7 @@
         </w:tabs>
         <w:ind w:start="2880" w:hanging="360"/>
       </w:pPr>
+      <w:rPr/>
     </w:lvl>
     <w:lvl w:ilvl="7">
       <w:start w:val="1"/>
@@ -2257,6 +2283,7 @@
         </w:tabs>
         <w:ind w:start="3240" w:hanging="360"/>
       </w:pPr>
+      <w:rPr/>
     </w:lvl>
     <w:lvl w:ilvl="8">
       <w:start w:val="1"/>
@@ -2269,6 +2296,7 @@
         </w:tabs>
         <w:ind w:start="3600" w:hanging="360"/>
       </w:pPr>
+      <w:rPr/>
     </w:lvl>
   </w:abstractNum>
   <w:abstractNum w:abstractNumId="3">
@@ -2298,6 +2326,7 @@
         </w:tabs>
         <w:ind w:start="1080" w:hanging="360"/>
       </w:pPr>
+      <w:rPr/>
     </w:lvl>
     <w:lvl w:ilvl="2">
       <w:start w:val="1"/>
@@ -2310,6 +2339,7 @@
         </w:tabs>
         <w:ind w:start="1440" w:hanging="360"/>
       </w:pPr>
+      <w:rPr/>
     </w:lvl>
     <w:lvl w:ilvl="3">
       <w:start w:val="1"/>
@@ -2322,6 +2352,7 @@
         </w:tabs>
         <w:ind w:start="1800" w:hanging="360"/>
       </w:pPr>
+      <w:rPr/>
     </w:lvl>
     <w:lvl w:ilvl="4">
       <w:start w:val="1"/>
@@ -2334,6 +2365,7 @@
         </w:tabs>
         <w:ind w:start="2160" w:hanging="360"/>
       </w:pPr>
+      <w:rPr/>
     </w:lvl>
     <w:lvl w:ilvl="5">
       <w:start w:val="1"/>
@@ -2346,6 +2378,7 @@
         </w:tabs>
         <w:ind w:start="2520" w:hanging="360"/>
       </w:pPr>
+      <w:rPr/>
     </w:lvl>
     <w:lvl w:ilvl="6">
       <w:start w:val="1"/>
@@ -2358,6 +2391,7 @@
         </w:tabs>
         <w:ind w:start="2880" w:hanging="360"/>
       </w:pPr>
+      <w:rPr/>
     </w:lvl>
     <w:lvl w:ilvl="7">
       <w:start w:val="1"/>
@@ -2370,6 +2404,7 @@
         </w:tabs>
         <w:ind w:start="3240" w:hanging="360"/>
       </w:pPr>
+      <w:rPr/>
     </w:lvl>
     <w:lvl w:ilvl="8">
       <w:start w:val="1"/>
@@ -2382,6 +2417,7 @@
         </w:tabs>
         <w:ind w:start="3600" w:hanging="360"/>
       </w:pPr>
+      <w:rPr/>
     </w:lvl>
   </w:abstractNum>
   <w:abstractNum w:abstractNumId="4">
@@ -2409,6 +2445,7 @@
         </w:tabs>
         <w:ind w:start="1080" w:hanging="360"/>
       </w:pPr>
+      <w:rPr/>
     </w:lvl>
     <w:lvl w:ilvl="2">
       <w:start w:val="1"/>
@@ -2421,6 +2458,7 @@
         </w:tabs>
         <w:ind w:start="1440" w:hanging="360"/>
       </w:pPr>
+      <w:rPr/>
     </w:lvl>
     <w:lvl w:ilvl="3">
       <w:start w:val="1"/>
@@ -2433,6 +2471,7 @@
         </w:tabs>
         <w:ind w:start="1800" w:hanging="360"/>
       </w:pPr>
+      <w:rPr/>
     </w:lvl>
     <w:lvl w:ilvl="4">
       <w:start w:val="1"/>
@@ -2445,6 +2484,7 @@
         </w:tabs>
         <w:ind w:start="2160" w:hanging="360"/>
       </w:pPr>
+      <w:rPr/>
     </w:lvl>
     <w:lvl w:ilvl="5">
       <w:start w:val="1"/>
@@ -2457,6 +2497,7 @@
         </w:tabs>
         <w:ind w:start="2520" w:hanging="360"/>
       </w:pPr>
+      <w:rPr/>
     </w:lvl>
     <w:lvl w:ilvl="6">
       <w:start w:val="1"/>
@@ -2469,6 +2510,7 @@
         </w:tabs>
         <w:ind w:start="2880" w:hanging="360"/>
       </w:pPr>
+      <w:rPr/>
     </w:lvl>
     <w:lvl w:ilvl="7">
       <w:start w:val="1"/>
@@ -2481,6 +2523,7 @@
         </w:tabs>
         <w:ind w:start="3240" w:hanging="360"/>
       </w:pPr>
+      <w:rPr/>
     </w:lvl>
     <w:lvl w:ilvl="8">
       <w:start w:val="1"/>
@@ -2493,6 +2536,7 @@
         </w:tabs>
         <w:ind w:start="3600" w:hanging="360"/>
       </w:pPr>
+      <w:rPr/>
     </w:lvl>
   </w:abstractNum>
   <w:abstractNum w:abstractNumId="5">
@@ -2520,6 +2564,7 @@
         </w:tabs>
         <w:ind w:start="1080" w:hanging="360"/>
       </w:pPr>
+      <w:rPr/>
     </w:lvl>
     <w:lvl w:ilvl="2">
       <w:start w:val="1"/>
@@ -2532,6 +2577,7 @@
         </w:tabs>
         <w:ind w:start="1440" w:hanging="360"/>
       </w:pPr>
+      <w:rPr/>
     </w:lvl>
     <w:lvl w:ilvl="3">
       <w:start w:val="1"/>
@@ -2544,6 +2590,7 @@
         </w:tabs>
         <w:ind w:start="1800" w:hanging="360"/>
       </w:pPr>
+      <w:rPr/>
     </w:lvl>
     <w:lvl w:ilvl="4">
       <w:start w:val="1"/>
@@ -2556,6 +2603,7 @@
         </w:tabs>
         <w:ind w:start="2160" w:hanging="360"/>
       </w:pPr>
+      <w:rPr/>
     </w:lvl>
     <w:lvl w:ilvl="5">
       <w:start w:val="1"/>
@@ -2568,6 +2616,7 @@
         </w:tabs>
         <w:ind w:start="2520" w:hanging="360"/>
       </w:pPr>
+      <w:rPr/>
     </w:lvl>
     <w:lvl w:ilvl="6">
       <w:start w:val="1"/>
@@ -2580,6 +2629,7 @@
         </w:tabs>
         <w:ind w:start="2880" w:hanging="360"/>
       </w:pPr>
+      <w:rPr/>
     </w:lvl>
     <w:lvl w:ilvl="7">
       <w:start w:val="1"/>
@@ -2592,6 +2642,7 @@
         </w:tabs>
         <w:ind w:start="3240" w:hanging="360"/>
       </w:pPr>
+      <w:rPr/>
     </w:lvl>
     <w:lvl w:ilvl="8">
       <w:start w:val="1"/>
@@ -2604,6 +2655,7 @@
         </w:tabs>
         <w:ind w:start="3600" w:hanging="360"/>
       </w:pPr>
+      <w:rPr/>
     </w:lvl>
   </w:abstractNum>
   <w:abstractNum w:abstractNumId="6">
@@ -2631,6 +2683,7 @@
         </w:tabs>
         <w:ind w:start="1080" w:hanging="360"/>
       </w:pPr>
+      <w:rPr/>
     </w:lvl>
     <w:lvl w:ilvl="2">
       <w:start w:val="1"/>
@@ -2643,6 +2696,7 @@
         </w:tabs>
         <w:ind w:start="1440" w:hanging="360"/>
       </w:pPr>
+      <w:rPr/>
     </w:lvl>
     <w:lvl w:ilvl="3">
       <w:start w:val="1"/>
@@ -2655,6 +2709,7 @@
         </w:tabs>
         <w:ind w:start="1800" w:hanging="360"/>
       </w:pPr>
+      <w:rPr/>
     </w:lvl>
     <w:lvl w:ilvl="4">
       <w:start w:val="1"/>
@@ -2667,6 +2722,7 @@
         </w:tabs>
         <w:ind w:start="2160" w:hanging="360"/>
       </w:pPr>
+      <w:rPr/>
     </w:lvl>
     <w:lvl w:ilvl="5">
       <w:start w:val="1"/>
@@ -2679,6 +2735,7 @@
         </w:tabs>
         <w:ind w:start="2520" w:hanging="360"/>
       </w:pPr>
+      <w:rPr/>
     </w:lvl>
     <w:lvl w:ilvl="6">
       <w:start w:val="1"/>
@@ -2691,6 +2748,7 @@
         </w:tabs>
         <w:ind w:start="2880" w:hanging="360"/>
       </w:pPr>
+      <w:rPr/>
     </w:lvl>
     <w:lvl w:ilvl="7">
       <w:start w:val="1"/>
@@ -2703,6 +2761,7 @@
         </w:tabs>
         <w:ind w:start="3240" w:hanging="360"/>
       </w:pPr>
+      <w:rPr/>
     </w:lvl>
     <w:lvl w:ilvl="8">
       <w:start w:val="1"/>
@@ -2715,6 +2774,7 @@
         </w:tabs>
         <w:ind w:start="3600" w:hanging="360"/>
       </w:pPr>
+      <w:rPr/>
     </w:lvl>
   </w:abstractNum>
   <w:abstractNum w:abstractNumId="7">
@@ -2865,7 +2925,7 @@
   <w:docDefaults>
     <w:rPrDefault>
       <w:rPr>
-        <w:rFonts w:ascii="Cambria" w:hAnsi="Cambria" w:eastAsia="ＭＳ 明朝" w:cs="" w:asciiTheme="minorHAnsi" w:cstheme="minorBidi" w:eastAsiaTheme="minorEastAsia" w:hAnsiTheme="minorHAnsi"/>
+        <w:rFonts w:ascii="Cambria" w:hAnsi="Cambria" w:eastAsia="" w:cs="" w:asciiTheme="minorHAnsi" w:cstheme="minorBidi" w:eastAsiaTheme="minorEastAsia" w:hAnsiTheme="minorHAnsi"/>
         <w:sz w:val="22"/>
         <w:szCs w:val="22"/>
         <w:lang w:val="en-US" w:eastAsia="en-US" w:bidi="ar-SA"/>
@@ -3022,6 +3082,7 @@
     <w:rsid w:val="00fc693f"/>
     <w:pPr>
       <w:widowControl/>
+      <w:suppressAutoHyphens w:val="true"/>
       <w:bidi w:val="0"/>
       <w:spacing w:lineRule="auto" w:line="276" w:before="0" w:after="200"/>
       <w:jc w:val="start"/>
@@ -3050,7 +3111,7 @@
       <w:outlineLvl w:val="0"/>
     </w:pPr>
     <w:rPr>
-      <w:rFonts w:ascii="Calibri" w:hAnsi="Calibri" w:eastAsia="ＭＳ ゴシック" w:cs="" w:asciiTheme="majorHAnsi" w:cstheme="majorBidi" w:eastAsiaTheme="majorEastAsia" w:hAnsiTheme="majorHAnsi"/>
+      <w:rFonts w:ascii="Calibri" w:hAnsi="Calibri" w:eastAsia="" w:cs="" w:asciiTheme="majorHAnsi" w:cstheme="majorBidi" w:eastAsiaTheme="majorEastAsia" w:hAnsiTheme="majorHAnsi"/>
       <w:b/>
       <w:bCs/>
       <w:color w:themeColor="accent1" w:themeShade="bf" w:val="365F91"/>
@@ -3074,7 +3135,7 @@
       <w:outlineLvl w:val="1"/>
     </w:pPr>
     <w:rPr>
-      <w:rFonts w:ascii="Calibri" w:hAnsi="Calibri" w:eastAsia="ＭＳ ゴシック" w:cs="" w:asciiTheme="majorHAnsi" w:cstheme="majorBidi" w:eastAsiaTheme="majorEastAsia" w:hAnsiTheme="majorHAnsi"/>
+      <w:rFonts w:ascii="Calibri" w:hAnsi="Calibri" w:eastAsia="" w:cs="" w:asciiTheme="majorHAnsi" w:cstheme="majorBidi" w:eastAsiaTheme="majorEastAsia" w:hAnsiTheme="majorHAnsi"/>
       <w:b/>
       <w:bCs/>
       <w:color w:themeColor="accent1" w:val="4F81BD"/>
@@ -3098,7 +3159,7 @@
       <w:outlineLvl w:val="2"/>
     </w:pPr>
     <w:rPr>
-      <w:rFonts w:ascii="Calibri" w:hAnsi="Calibri" w:eastAsia="ＭＳ ゴシック" w:cs="" w:asciiTheme="majorHAnsi" w:cstheme="majorBidi" w:eastAsiaTheme="majorEastAsia" w:hAnsiTheme="majorHAnsi"/>
+      <w:rFonts w:ascii="Calibri" w:hAnsi="Calibri" w:eastAsia="" w:cs="" w:asciiTheme="majorHAnsi" w:cstheme="majorBidi" w:eastAsiaTheme="majorEastAsia" w:hAnsiTheme="majorHAnsi"/>
       <w:b/>
       <w:bCs/>
       <w:color w:themeColor="accent1" w:val="4F81BD"/>
@@ -3121,7 +3182,7 @@
       <w:outlineLvl w:val="3"/>
     </w:pPr>
     <w:rPr>
-      <w:rFonts w:ascii="Calibri" w:hAnsi="Calibri" w:eastAsia="ＭＳ ゴシック" w:cs="" w:asciiTheme="majorHAnsi" w:cstheme="majorBidi" w:eastAsiaTheme="majorEastAsia" w:hAnsiTheme="majorHAnsi"/>
+      <w:rFonts w:ascii="Calibri" w:hAnsi="Calibri" w:eastAsia="" w:cs="" w:asciiTheme="majorHAnsi" w:cstheme="majorBidi" w:eastAsiaTheme="majorEastAsia" w:hAnsiTheme="majorHAnsi"/>
       <w:b/>
       <w:bCs/>
       <w:i/>
@@ -3146,7 +3207,7 @@
       <w:outlineLvl w:val="4"/>
     </w:pPr>
     <w:rPr>
-      <w:rFonts w:ascii="Calibri" w:hAnsi="Calibri" w:eastAsia="ＭＳ ゴシック" w:cs="" w:asciiTheme="majorHAnsi" w:cstheme="majorBidi" w:eastAsiaTheme="majorEastAsia" w:hAnsiTheme="majorHAnsi"/>
+      <w:rFonts w:ascii="Calibri" w:hAnsi="Calibri" w:eastAsia="" w:cs="" w:asciiTheme="majorHAnsi" w:cstheme="majorBidi" w:eastAsiaTheme="majorEastAsia" w:hAnsiTheme="majorHAnsi"/>
       <w:color w:themeColor="accent1" w:themeShade="7f" w:val="243F60"/>
     </w:rPr>
   </w:style>
@@ -3167,7 +3228,7 @@
       <w:outlineLvl w:val="5"/>
     </w:pPr>
     <w:rPr>
-      <w:rFonts w:ascii="Calibri" w:hAnsi="Calibri" w:eastAsia="ＭＳ ゴシック" w:cs="" w:asciiTheme="majorHAnsi" w:cstheme="majorBidi" w:eastAsiaTheme="majorEastAsia" w:hAnsiTheme="majorHAnsi"/>
+      <w:rFonts w:ascii="Calibri" w:hAnsi="Calibri" w:eastAsia="" w:cs="" w:asciiTheme="majorHAnsi" w:cstheme="majorBidi" w:eastAsiaTheme="majorEastAsia" w:hAnsiTheme="majorHAnsi"/>
       <w:i/>
       <w:iCs/>
       <w:color w:themeColor="accent1" w:themeShade="7f" w:val="243F60"/>
@@ -3190,7 +3251,7 @@
       <w:outlineLvl w:val="6"/>
     </w:pPr>
     <w:rPr>
-      <w:rFonts w:ascii="Calibri" w:hAnsi="Calibri" w:eastAsia="ＭＳ ゴシック" w:cs="" w:asciiTheme="majorHAnsi" w:cstheme="majorBidi" w:eastAsiaTheme="majorEastAsia" w:hAnsiTheme="majorHAnsi"/>
+      <w:rFonts w:ascii="Calibri" w:hAnsi="Calibri" w:eastAsia="" w:cs="" w:asciiTheme="majorHAnsi" w:cstheme="majorBidi" w:eastAsiaTheme="majorEastAsia" w:hAnsiTheme="majorHAnsi"/>
       <w:i/>
       <w:iCs/>
       <w:color w:themeColor="text1" w:themeTint="bf" w:val="404040"/>
@@ -3213,7 +3274,7 @@
       <w:outlineLvl w:val="7"/>
     </w:pPr>
     <w:rPr>
-      <w:rFonts w:ascii="Calibri" w:hAnsi="Calibri" w:eastAsia="ＭＳ ゴシック" w:cs="" w:asciiTheme="majorHAnsi" w:cstheme="majorBidi" w:eastAsiaTheme="majorEastAsia" w:hAnsiTheme="majorHAnsi"/>
+      <w:rFonts w:ascii="Calibri" w:hAnsi="Calibri" w:eastAsia="" w:cs="" w:asciiTheme="majorHAnsi" w:cstheme="majorBidi" w:eastAsiaTheme="majorEastAsia" w:hAnsiTheme="majorHAnsi"/>
       <w:color w:themeColor="accent1" w:val="4F81BD"/>
       <w:sz w:val="20"/>
       <w:szCs w:val="20"/>
@@ -3236,7 +3297,7 @@
       <w:outlineLvl w:val="8"/>
     </w:pPr>
     <w:rPr>
-      <w:rFonts w:ascii="Calibri" w:hAnsi="Calibri" w:eastAsia="ＭＳ ゴシック" w:cs="" w:asciiTheme="majorHAnsi" w:cstheme="majorBidi" w:eastAsiaTheme="majorEastAsia" w:hAnsiTheme="majorHAnsi"/>
+      <w:rFonts w:ascii="Calibri" w:hAnsi="Calibri" w:eastAsia="" w:cs="" w:asciiTheme="majorHAnsi" w:cstheme="majorBidi" w:eastAsiaTheme="majorEastAsia" w:hAnsiTheme="majorHAnsi"/>
       <w:i/>
       <w:iCs/>
       <w:color w:themeColor="text1" w:themeTint="bf" w:val="404040"/>
@@ -3278,7 +3339,7 @@
     <w:qFormat/>
     <w:rsid w:val="00fc693f"/>
     <w:rPr>
-      <w:rFonts w:ascii="Calibri" w:hAnsi="Calibri" w:eastAsia="ＭＳ ゴシック" w:cs="" w:asciiTheme="majorHAnsi" w:cstheme="majorBidi" w:eastAsiaTheme="majorEastAsia" w:hAnsiTheme="majorHAnsi"/>
+      <w:rFonts w:ascii="Calibri" w:hAnsi="Calibri" w:eastAsia="" w:cs="" w:asciiTheme="majorHAnsi" w:cstheme="majorBidi" w:eastAsiaTheme="majorEastAsia" w:hAnsiTheme="majorHAnsi"/>
       <w:b/>
       <w:bCs/>
       <w:color w:themeColor="accent1" w:themeShade="bf" w:val="365F91"/>
@@ -3294,7 +3355,7 @@
     <w:qFormat/>
     <w:rsid w:val="00fc693f"/>
     <w:rPr>
-      <w:rFonts w:ascii="Calibri" w:hAnsi="Calibri" w:eastAsia="ＭＳ ゴシック" w:cs="" w:asciiTheme="majorHAnsi" w:cstheme="majorBidi" w:eastAsiaTheme="majorEastAsia" w:hAnsiTheme="majorHAnsi"/>
+      <w:rFonts w:ascii="Calibri" w:hAnsi="Calibri" w:eastAsia="" w:cs="" w:asciiTheme="majorHAnsi" w:cstheme="majorBidi" w:eastAsiaTheme="majorEastAsia" w:hAnsiTheme="majorHAnsi"/>
       <w:b/>
       <w:bCs/>
       <w:color w:themeColor="accent1" w:val="4F81BD"/>
@@ -3310,7 +3371,7 @@
     <w:qFormat/>
     <w:rsid w:val="00fc693f"/>
     <w:rPr>
-      <w:rFonts w:ascii="Calibri" w:hAnsi="Calibri" w:eastAsia="ＭＳ ゴシック" w:cs="" w:asciiTheme="majorHAnsi" w:cstheme="majorBidi" w:eastAsiaTheme="majorEastAsia" w:hAnsiTheme="majorHAnsi"/>
+      <w:rFonts w:ascii="Calibri" w:hAnsi="Calibri" w:eastAsia="" w:cs="" w:asciiTheme="majorHAnsi" w:cstheme="majorBidi" w:eastAsiaTheme="majorEastAsia" w:hAnsiTheme="majorHAnsi"/>
       <w:b/>
       <w:bCs/>
       <w:color w:themeColor="accent1" w:val="4F81BD"/>
@@ -3324,7 +3385,7 @@
     <w:qFormat/>
     <w:rsid w:val="00fc693f"/>
     <w:rPr>
-      <w:rFonts w:ascii="Calibri" w:hAnsi="Calibri" w:eastAsia="ＭＳ ゴシック" w:cs="" w:asciiTheme="majorHAnsi" w:cstheme="majorBidi" w:eastAsiaTheme="majorEastAsia" w:hAnsiTheme="majorHAnsi"/>
+      <w:rFonts w:ascii="Calibri" w:hAnsi="Calibri" w:eastAsia="" w:cs="" w:asciiTheme="majorHAnsi" w:cstheme="majorBidi" w:eastAsiaTheme="majorEastAsia" w:hAnsiTheme="majorHAnsi"/>
       <w:color w:themeColor="text2" w:themeShade="bf" w:val="17365D"/>
       <w:spacing w:val="5"/>
       <w:kern w:val="2"/>
@@ -3340,7 +3401,7 @@
     <w:qFormat/>
     <w:rsid w:val="00fc693f"/>
     <w:rPr>
-      <w:rFonts w:ascii="Calibri" w:hAnsi="Calibri" w:eastAsia="ＭＳ ゴシック" w:cs="" w:asciiTheme="majorHAnsi" w:cstheme="majorBidi" w:eastAsiaTheme="majorEastAsia" w:hAnsiTheme="majorHAnsi"/>
+      <w:rFonts w:ascii="Calibri" w:hAnsi="Calibri" w:eastAsia="" w:cs="" w:asciiTheme="majorHAnsi" w:cstheme="majorBidi" w:eastAsiaTheme="majorEastAsia" w:hAnsiTheme="majorHAnsi"/>
       <w:i/>
       <w:iCs/>
       <w:color w:themeColor="accent1" w:val="4F81BD"/>
@@ -3413,7 +3474,7 @@
     <w:qFormat/>
     <w:rsid w:val="00fc693f"/>
     <w:rPr>
-      <w:rFonts w:ascii="Calibri" w:hAnsi="Calibri" w:eastAsia="ＭＳ ゴシック" w:cs="" w:asciiTheme="majorHAnsi" w:cstheme="majorBidi" w:eastAsiaTheme="majorEastAsia" w:hAnsiTheme="majorHAnsi"/>
+      <w:rFonts w:ascii="Calibri" w:hAnsi="Calibri" w:eastAsia="" w:cs="" w:asciiTheme="majorHAnsi" w:cstheme="majorBidi" w:eastAsiaTheme="majorEastAsia" w:hAnsiTheme="majorHAnsi"/>
       <w:b/>
       <w:bCs/>
       <w:i/>
@@ -3430,7 +3491,7 @@
     <w:qFormat/>
     <w:rsid w:val="00fc693f"/>
     <w:rPr>
-      <w:rFonts w:ascii="Calibri" w:hAnsi="Calibri" w:eastAsia="ＭＳ ゴシック" w:cs="" w:asciiTheme="majorHAnsi" w:cstheme="majorBidi" w:eastAsiaTheme="majorEastAsia" w:hAnsiTheme="majorHAnsi"/>
+      <w:rFonts w:ascii="Calibri" w:hAnsi="Calibri" w:eastAsia="" w:cs="" w:asciiTheme="majorHAnsi" w:cstheme="majorBidi" w:eastAsiaTheme="majorEastAsia" w:hAnsiTheme="majorHAnsi"/>
       <w:color w:themeColor="accent1" w:themeShade="7f" w:val="243F60"/>
     </w:rPr>
   </w:style>
@@ -3443,7 +3504,7 @@
     <w:qFormat/>
     <w:rsid w:val="00fc693f"/>
     <w:rPr>
-      <w:rFonts w:ascii="Calibri" w:hAnsi="Calibri" w:eastAsia="ＭＳ ゴシック" w:cs="" w:asciiTheme="majorHAnsi" w:cstheme="majorBidi" w:eastAsiaTheme="majorEastAsia" w:hAnsiTheme="majorHAnsi"/>
+      <w:rFonts w:ascii="Calibri" w:hAnsi="Calibri" w:eastAsia="" w:cs="" w:asciiTheme="majorHAnsi" w:cstheme="majorBidi" w:eastAsiaTheme="majorEastAsia" w:hAnsiTheme="majorHAnsi"/>
       <w:i/>
       <w:iCs/>
       <w:color w:themeColor="accent1" w:themeShade="7f" w:val="243F60"/>
@@ -3458,7 +3519,7 @@
     <w:qFormat/>
     <w:rsid w:val="00fc693f"/>
     <w:rPr>
-      <w:rFonts w:ascii="Calibri" w:hAnsi="Calibri" w:eastAsia="ＭＳ ゴシック" w:cs="" w:asciiTheme="majorHAnsi" w:cstheme="majorBidi" w:eastAsiaTheme="majorEastAsia" w:hAnsiTheme="majorHAnsi"/>
+      <w:rFonts w:ascii="Calibri" w:hAnsi="Calibri" w:eastAsia="" w:cs="" w:asciiTheme="majorHAnsi" w:cstheme="majorBidi" w:eastAsiaTheme="majorEastAsia" w:hAnsiTheme="majorHAnsi"/>
       <w:i/>
       <w:iCs/>
       <w:color w:themeColor="text1" w:themeTint="bf" w:val="404040"/>
@@ -3473,7 +3534,7 @@
     <w:qFormat/>
     <w:rsid w:val="00fc693f"/>
     <w:rPr>
-      <w:rFonts w:ascii="Calibri" w:hAnsi="Calibri" w:eastAsia="ＭＳ ゴシック" w:cs="" w:asciiTheme="majorHAnsi" w:cstheme="majorBidi" w:eastAsiaTheme="majorEastAsia" w:hAnsiTheme="majorHAnsi"/>
+      <w:rFonts w:ascii="Calibri" w:hAnsi="Calibri" w:eastAsia="" w:cs="" w:asciiTheme="majorHAnsi" w:cstheme="majorBidi" w:eastAsiaTheme="majorEastAsia" w:hAnsiTheme="majorHAnsi"/>
       <w:color w:themeColor="accent1" w:val="4F81BD"/>
       <w:sz w:val="20"/>
       <w:szCs w:val="20"/>
@@ -3488,7 +3549,7 @@
     <w:qFormat/>
     <w:rsid w:val="00fc693f"/>
     <w:rPr>
-      <w:rFonts w:ascii="Calibri" w:hAnsi="Calibri" w:eastAsia="ＭＳ ゴシック" w:cs="" w:asciiTheme="majorHAnsi" w:cstheme="majorBidi" w:eastAsiaTheme="majorEastAsia" w:hAnsiTheme="majorHAnsi"/>
+      <w:rFonts w:ascii="Calibri" w:hAnsi="Calibri" w:eastAsia="" w:cs="" w:asciiTheme="majorHAnsi" w:cstheme="majorBidi" w:eastAsiaTheme="majorEastAsia" w:hAnsiTheme="majorHAnsi"/>
       <w:i/>
       <w:iCs/>
       <w:color w:themeColor="text1" w:themeTint="bf" w:val="404040"/>
@@ -3597,6 +3658,13 @@
       <w:bCs/>
       <w:smallCaps/>
       <w:spacing w:val="5"/>
+    </w:rPr>
+  </w:style>
+  <w:style w:type="character" w:styleId="Hyperlink">
+    <w:name w:val="Hyperlink"/>
+    <w:rPr>
+      <w:color w:val="000080"/>
+      <w:u w:val="single"/>
     </w:rPr>
   </w:style>
   <w:style w:type="paragraph" w:styleId="Heading">
@@ -3718,12 +3786,13 @@
     <w:rsid w:val="00fc693f"/>
     <w:pPr>
       <w:widowControl/>
+      <w:suppressAutoHyphens w:val="true"/>
       <w:bidi w:val="0"/>
       <w:spacing w:lineRule="auto" w:line="240" w:before="0" w:after="0"/>
       <w:jc w:val="start"/>
     </w:pPr>
     <w:rPr>
-      <w:rFonts w:ascii="Cambria" w:hAnsi="Cambria" w:eastAsia="ＭＳ 明朝" w:cs="" w:asciiTheme="minorHAnsi" w:cstheme="minorBidi" w:eastAsiaTheme="minorEastAsia" w:hAnsiTheme="minorHAnsi"/>
+      <w:rFonts w:ascii="Cambria" w:hAnsi="Cambria" w:eastAsia="" w:cs="" w:asciiTheme="minorHAnsi" w:cstheme="minorBidi" w:eastAsiaTheme="minorEastAsia" w:hAnsiTheme="minorHAnsi"/>
       <w:color w:val="auto"/>
       <w:kern w:val="0"/>
       <w:sz w:val="22"/>
@@ -3747,7 +3816,7 @@
       <w:contextualSpacing/>
     </w:pPr>
     <w:rPr>
-      <w:rFonts w:ascii="Calibri" w:hAnsi="Calibri" w:eastAsia="ＭＳ ゴシック" w:cs="" w:asciiTheme="majorHAnsi" w:cstheme="majorBidi" w:eastAsiaTheme="majorEastAsia" w:hAnsiTheme="majorHAnsi"/>
+      <w:rFonts w:ascii="Calibri" w:hAnsi="Calibri" w:eastAsia="" w:cs="" w:asciiTheme="majorHAnsi" w:cstheme="majorBidi" w:eastAsiaTheme="majorEastAsia" w:hAnsiTheme="majorHAnsi"/>
       <w:color w:themeColor="text2" w:themeShade="bf" w:val="17365D"/>
       <w:spacing w:val="5"/>
       <w:kern w:val="2"/>
@@ -3765,7 +3834,7 @@
     <w:rsid w:val="00fc693f"/>
     <w:pPr/>
     <w:rPr>
-      <w:rFonts w:ascii="Calibri" w:hAnsi="Calibri" w:eastAsia="ＭＳ ゴシック" w:cs="" w:asciiTheme="majorHAnsi" w:cstheme="majorBidi" w:eastAsiaTheme="majorEastAsia" w:hAnsiTheme="majorHAnsi"/>
+      <w:rFonts w:ascii="Calibri" w:hAnsi="Calibri" w:eastAsia="" w:cs="" w:asciiTheme="majorHAnsi" w:cstheme="majorBidi" w:eastAsiaTheme="majorEastAsia" w:hAnsiTheme="majorHAnsi"/>
       <w:i/>
       <w:iCs/>
       <w:color w:themeColor="accent1" w:val="4F81BD"/>
@@ -3998,12 +4067,13 @@
         <w:tab w:val="left" w:pos="3456" w:leader="none"/>
         <w:tab w:val="left" w:pos="4032" w:leader="none"/>
       </w:tabs>
+      <w:suppressAutoHyphens w:val="true"/>
       <w:bidi w:val="0"/>
       <w:spacing w:lineRule="auto" w:line="276" w:before="0" w:after="200"/>
       <w:jc w:val="start"/>
     </w:pPr>
     <w:rPr>
-      <w:rFonts w:ascii="Courier" w:hAnsi="Courier" w:eastAsia="ＭＳ 明朝" w:cs="" w:cstheme="minorBidi" w:eastAsiaTheme="minorEastAsia"/>
+      <w:rFonts w:ascii="Courier" w:hAnsi="Courier" w:eastAsia="" w:cs="" w:cstheme="minorBidi" w:eastAsiaTheme="minorEastAsia"/>
       <w:color w:val="auto"/>
       <w:kern w:val="0"/>
       <w:sz w:val="20"/>
@@ -7201,7 +7271,6 @@
       <w:pPr>
         <w:spacing w:before="0" w:after="0" w:line="240" w:lineRule="auto"/>
       </w:pPr>
-      <w:rPr/>
       <w:tblPr/>
       <w:tcPr>
         <w:tcBorders>
@@ -7347,7 +7416,6 @@
       <w:pPr>
         <w:spacing w:before="0" w:after="0" w:line="240" w:lineRule="auto"/>
       </w:pPr>
-      <w:rPr/>
       <w:tblPr/>
       <w:tcPr>
         <w:tcBorders>
@@ -7493,7 +7561,6 @@
       <w:pPr>
         <w:spacing w:before="0" w:after="0" w:line="240" w:lineRule="auto"/>
       </w:pPr>
-      <w:rPr/>
       <w:tblPr/>
       <w:tcPr>
         <w:tcBorders>
@@ -7639,7 +7706,6 @@
       <w:pPr>
         <w:spacing w:before="0" w:after="0" w:line="240" w:lineRule="auto"/>
       </w:pPr>
-      <w:rPr/>
       <w:tblPr/>
       <w:tcPr>
         <w:tcBorders>
@@ -7785,7 +7851,6 @@
       <w:pPr>
         <w:spacing w:before="0" w:after="0" w:line="240" w:lineRule="auto"/>
       </w:pPr>
-      <w:rPr/>
       <w:tblPr/>
       <w:tcPr>
         <w:tcBorders>
@@ -7931,7 +7996,6 @@
       <w:pPr>
         <w:spacing w:before="0" w:after="0" w:line="240" w:lineRule="auto"/>
       </w:pPr>
-      <w:rPr/>
       <w:tblPr/>
       <w:tcPr>
         <w:tcBorders>
@@ -8077,7 +8141,6 @@
       <w:pPr>
         <w:spacing w:before="0" w:after="0" w:line="240" w:lineRule="auto"/>
       </w:pPr>
-      <w:rPr/>
       <w:tblPr/>
       <w:tcPr>
         <w:tcBorders>
